--- a/doc/Rapport d'etape.docx
+++ b/doc/Rapport d'etape.docx
@@ -4697,27 +4697,14 @@
                             <w:r>
                               <w:t xml:space="preserve">Figure </w:t>
                             </w:r>
-                            <w:r>
-                              <w:fldChar w:fldCharType="begin"/>
-                            </w:r>
-                            <w:r>
-                              <w:instrText xml:space="preserve"> SEQ Figure \* ARABIC </w:instrText>
-                            </w:r>
-                            <w:r>
-                              <w:fldChar w:fldCharType="separate"/>
-                            </w:r>
-                            <w:r>
-                              <w:rPr>
-                                <w:noProof/>
-                              </w:rPr>
-                              <w:t>1</w:t>
-                            </w:r>
-                            <w:r>
-                              <w:rPr>
-                                <w:noProof/>
-                              </w:rPr>
-                              <w:fldChar w:fldCharType="end"/>
-                            </w:r>
+                            <w:fldSimple w:instr=" SEQ Figure \* ARABIC ">
+                              <w:r>
+                                <w:rPr>
+                                  <w:noProof/>
+                                </w:rPr>
+                                <w:t>1</w:t>
+                              </w:r>
+                            </w:fldSimple>
                             <w:r>
                               <w:rPr>
                                 <w:lang w:val="en-US"/>
@@ -4796,27 +4783,14 @@
                       <w:r>
                         <w:t xml:space="preserve">Figure </w:t>
                       </w:r>
-                      <w:r>
-                        <w:fldChar w:fldCharType="begin"/>
-                      </w:r>
-                      <w:r>
-                        <w:instrText xml:space="preserve"> SEQ Figure \* ARABIC </w:instrText>
-                      </w:r>
-                      <w:r>
-                        <w:fldChar w:fldCharType="separate"/>
-                      </w:r>
-                      <w:r>
-                        <w:rPr>
-                          <w:noProof/>
-                        </w:rPr>
-                        <w:t>1</w:t>
-                      </w:r>
-                      <w:r>
-                        <w:rPr>
-                          <w:noProof/>
-                        </w:rPr>
-                        <w:fldChar w:fldCharType="end"/>
-                      </w:r>
+                      <w:fldSimple w:instr=" SEQ Figure \* ARABIC ">
+                        <w:r>
+                          <w:rPr>
+                            <w:noProof/>
+                          </w:rPr>
+                          <w:t>1</w:t>
+                        </w:r>
+                      </w:fldSimple>
                       <w:r>
                         <w:rPr>
                           <w:lang w:val="en-US"/>
@@ -5667,27 +5641,14 @@
                             <w:r>
                               <w:t xml:space="preserve">Figure </w:t>
                             </w:r>
-                            <w:r>
-                              <w:fldChar w:fldCharType="begin"/>
-                            </w:r>
-                            <w:r>
-                              <w:instrText xml:space="preserve"> SEQ Figure \* ARABIC </w:instrText>
-                            </w:r>
-                            <w:r>
-                              <w:fldChar w:fldCharType="separate"/>
-                            </w:r>
-                            <w:r>
-                              <w:rPr>
-                                <w:noProof/>
-                              </w:rPr>
-                              <w:t>2</w:t>
-                            </w:r>
-                            <w:r>
-                              <w:rPr>
-                                <w:noProof/>
-                              </w:rPr>
-                              <w:fldChar w:fldCharType="end"/>
-                            </w:r>
+                            <w:fldSimple w:instr=" SEQ Figure \* ARABIC ">
+                              <w:r>
+                                <w:rPr>
+                                  <w:noProof/>
+                                </w:rPr>
+                                <w:t>2</w:t>
+                              </w:r>
+                            </w:fldSimple>
                             <w:r>
                               <w:t xml:space="preserve">: Schéma de présentation </w:t>
                             </w:r>
@@ -5734,27 +5695,14 @@
                       <w:r>
                         <w:t xml:space="preserve">Figure </w:t>
                       </w:r>
-                      <w:r>
-                        <w:fldChar w:fldCharType="begin"/>
-                      </w:r>
-                      <w:r>
-                        <w:instrText xml:space="preserve"> SEQ Figure \* ARABIC </w:instrText>
-                      </w:r>
-                      <w:r>
-                        <w:fldChar w:fldCharType="separate"/>
-                      </w:r>
-                      <w:r>
-                        <w:rPr>
-                          <w:noProof/>
-                        </w:rPr>
-                        <w:t>2</w:t>
-                      </w:r>
-                      <w:r>
-                        <w:rPr>
-                          <w:noProof/>
-                        </w:rPr>
-                        <w:fldChar w:fldCharType="end"/>
-                      </w:r>
+                      <w:fldSimple w:instr=" SEQ Figure \* ARABIC ">
+                        <w:r>
+                          <w:rPr>
+                            <w:noProof/>
+                          </w:rPr>
+                          <w:t>2</w:t>
+                        </w:r>
+                      </w:fldSimple>
                       <w:r>
                         <w:t xml:space="preserve">: Schéma de présentation </w:t>
                       </w:r>
@@ -10376,6 +10324,7 @@
         <w:t xml:space="preserve"> </w:t>
       </w:r>
     </w:p>
+    <w:p/>
     <w:p>
       <w:pPr>
         <w:spacing w:after="240" w:line="360" w:lineRule="auto"/>
@@ -10459,7 +10408,180 @@
         <w:jc w:val="both"/>
       </w:pPr>
       <w:r>
+        <w:rPr>
+          <w:noProof/>
+        </w:rPr>
         <w:lastRenderedPageBreak/>
+        <mc:AlternateContent>
+          <mc:Choice Requires="wps">
+            <w:drawing>
+              <wp:anchor distT="0" distB="0" distL="114300" distR="114300" simplePos="0" relativeHeight="251671552" behindDoc="0" locked="0" layoutInCell="1" allowOverlap="1" wp14:anchorId="6CDDCB1B" wp14:editId="43810399">
+                <wp:simplePos x="0" y="0"/>
+                <wp:positionH relativeFrom="column">
+                  <wp:posOffset>220684</wp:posOffset>
+                </wp:positionH>
+                <wp:positionV relativeFrom="paragraph">
+                  <wp:posOffset>3611393</wp:posOffset>
+                </wp:positionV>
+                <wp:extent cx="4848225" cy="635"/>
+                <wp:effectExtent l="0" t="0" r="0" b="0"/>
+                <wp:wrapTopAndBottom/>
+                <wp:docPr id="4" name="Zone de texte 4"/>
+                <wp:cNvGraphicFramePr/>
+                <a:graphic xmlns:a="http://schemas.openxmlformats.org/drawingml/2006/main">
+                  <a:graphicData uri="http://schemas.microsoft.com/office/word/2010/wordprocessingShape">
+                    <wps:wsp>
+                      <wps:cNvSpPr txBox="1"/>
+                      <wps:spPr>
+                        <a:xfrm>
+                          <a:off x="0" y="0"/>
+                          <a:ext cx="4848225" cy="635"/>
+                        </a:xfrm>
+                        <a:prstGeom prst="rect">
+                          <a:avLst/>
+                        </a:prstGeom>
+                        <a:solidFill>
+                          <a:prstClr val="white"/>
+                        </a:solidFill>
+                        <a:ln>
+                          <a:noFill/>
+                        </a:ln>
+                      </wps:spPr>
+                      <wps:txbx>
+                        <w:txbxContent>
+                          <w:p>
+                            <w:pPr>
+                              <w:pStyle w:val="Lgende"/>
+                              <w:rPr>
+                                <w:noProof/>
+                              </w:rPr>
+                            </w:pPr>
+                            <w:r>
+                              <w:t xml:space="preserve">Figure </w:t>
+                            </w:r>
+                            <w:fldSimple w:instr=" SEQ Figure \* ARABIC ">
+                              <w:r>
+                                <w:rPr>
+                                  <w:noProof/>
+                                </w:rPr>
+                                <w:t>3</w:t>
+                              </w:r>
+                            </w:fldSimple>
+                            <w:r>
+                              <w:t>: Organigramme des différents dossiers du projet</w:t>
+                            </w:r>
+                          </w:p>
+                        </w:txbxContent>
+                      </wps:txbx>
+                      <wps:bodyPr rot="0" spcFirstLastPara="0" vertOverflow="overflow" horzOverflow="overflow" vert="horz" wrap="square" lIns="0" tIns="0" rIns="0" bIns="0" numCol="1" spcCol="0" rtlCol="0" fromWordArt="0" anchor="t" anchorCtr="0" forceAA="0" compatLnSpc="1">
+                        <a:prstTxWarp prst="textNoShape">
+                          <a:avLst/>
+                        </a:prstTxWarp>
+                        <a:spAutoFit/>
+                      </wps:bodyPr>
+                    </wps:wsp>
+                  </a:graphicData>
+                </a:graphic>
+              </wp:anchor>
+            </w:drawing>
+          </mc:Choice>
+          <mc:Fallback>
+            <w:pict>
+              <v:shape w14:anchorId="6CDDCB1B" id="Zone de texte 4" o:spid="_x0000_s1028" type="#_x0000_t202" style="position:absolute;left:0;text-align:left;margin-left:17.4pt;margin-top:284.35pt;width:381.75pt;height:.05pt;z-index:251671552;visibility:visible;mso-wrap-style:square;mso-wrap-distance-left:9pt;mso-wrap-distance-top:0;mso-wrap-distance-right:9pt;mso-wrap-distance-bottom:0;mso-position-horizontal:absolute;mso-position-horizontal-relative:text;mso-position-vertical:absolute;mso-position-vertical-relative:text;v-text-anchor:top" o:gfxdata="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" stroked="f">
+                <v:textbox style="mso-fit-shape-to-text:t" inset="0,0,0,0">
+                  <w:txbxContent>
+                    <w:p>
+                      <w:pPr>
+                        <w:pStyle w:val="Lgende"/>
+                        <w:rPr>
+                          <w:noProof/>
+                        </w:rPr>
+                      </w:pPr>
+                      <w:r>
+                        <w:t xml:space="preserve">Figure </w:t>
+                      </w:r>
+                      <w:fldSimple w:instr=" SEQ Figure \* ARABIC ">
+                        <w:r>
+                          <w:rPr>
+                            <w:noProof/>
+                          </w:rPr>
+                          <w:t>3</w:t>
+                        </w:r>
+                      </w:fldSimple>
+                      <w:r>
+                        <w:t>: Organigramme des différents dossiers du projet</w:t>
+                      </w:r>
+                    </w:p>
+                  </w:txbxContent>
+                </v:textbox>
+                <w10:wrap type="topAndBottom"/>
+              </v:shape>
+            </w:pict>
+          </mc:Fallback>
+        </mc:AlternateContent>
+      </w:r>
+      <w:r>
+        <w:rPr>
+          <w:noProof/>
+        </w:rPr>
+        <w:drawing>
+          <wp:anchor distT="0" distB="0" distL="114300" distR="114300" simplePos="0" relativeHeight="251669504" behindDoc="0" locked="0" layoutInCell="1" allowOverlap="1" wp14:anchorId="6D4012D2" wp14:editId="6D769EDB">
+            <wp:simplePos x="0" y="0"/>
+            <wp:positionH relativeFrom="margin">
+              <wp:posOffset>231318</wp:posOffset>
+            </wp:positionH>
+            <wp:positionV relativeFrom="paragraph">
+              <wp:posOffset>913883</wp:posOffset>
+            </wp:positionV>
+            <wp:extent cx="4848225" cy="2725420"/>
+            <wp:effectExtent l="0" t="0" r="9525" b="0"/>
+            <wp:wrapTopAndBottom/>
+            <wp:docPr id="1" name="Image 1"/>
+            <wp:cNvGraphicFramePr>
+              <a:graphicFrameLocks xmlns:a="http://schemas.openxmlformats.org/drawingml/2006/main" noChangeAspect="1"/>
+            </wp:cNvGraphicFramePr>
+            <a:graphic xmlns:a="http://schemas.openxmlformats.org/drawingml/2006/main">
+              <a:graphicData uri="http://schemas.openxmlformats.org/drawingml/2006/picture">
+                <pic:pic xmlns:pic="http://schemas.openxmlformats.org/drawingml/2006/picture">
+                  <pic:nvPicPr>
+                    <pic:cNvPr id="0" name="Picture 1"/>
+                    <pic:cNvPicPr>
+                      <a:picLocks noChangeAspect="1" noChangeArrowheads="1"/>
+                    </pic:cNvPicPr>
+                  </pic:nvPicPr>
+                  <pic:blipFill>
+                    <a:blip r:embed="rId13" cstate="print">
+                      <a:extLst>
+                        <a:ext uri="{28A0092B-C50C-407E-A947-70E740481C1C}">
+                          <a14:useLocalDpi xmlns:a14="http://schemas.microsoft.com/office/drawing/2010/main" val="0"/>
+                        </a:ext>
+                      </a:extLst>
+                    </a:blip>
+                    <a:srcRect/>
+                    <a:stretch>
+                      <a:fillRect/>
+                    </a:stretch>
+                  </pic:blipFill>
+                  <pic:spPr bwMode="auto">
+                    <a:xfrm>
+                      <a:off x="0" y="0"/>
+                      <a:ext cx="4848225" cy="2725420"/>
+                    </a:xfrm>
+                    <a:prstGeom prst="rect">
+                      <a:avLst/>
+                    </a:prstGeom>
+                    <a:noFill/>
+                    <a:ln>
+                      <a:noFill/>
+                    </a:ln>
+                  </pic:spPr>
+                </pic:pic>
+              </a:graphicData>
+            </a:graphic>
+          </wp:anchor>
+        </w:drawing>
+      </w:r>
+      <w:r>
         <w:t>Afin de sécuriser le développement et de suivre l'évolution des algorithmes, le projet a été versionné à l'aide de GitHub. Cet outil a permis de documenter chaque étape de modification, facilitant l'intégration des ajustements issus de la bibliographie.</w:t>
       </w:r>
     </w:p>
@@ -10469,7 +10591,30 @@
         <w:jc w:val="both"/>
       </w:pPr>
       <w:r>
-        <w:t>Si les calculs de base du bilan hydrique sont mathématiquement simples, la complexité du modèle réside dans la traduction algorithmique des règles de gestion. La gestion des périodes d'assec, la durée réelle des vidanges et les priorités de remplissage entre étangs amont et aval ont nécessité plusieurs itérations pour refléter fidèlement la réalité du terrain et lever les ambiguïtés de fonctionnement initiales.</w:t>
+        <w:t>Si les calculs mathématiques du bilan hydrique restent assez classiques, la vraie difficulté a été de transformer les pratiques de terrain en code informatique. Programmer les périodes d'assec, le temps que prend vraiment une vidange, ou encore définir qui de l'étang amont ou aval est prioritaire pour se remplir a demandé pas mal d'ajustements. Il a fallu s'y reprendre à plusieurs fois pour coller fidèlement à la réalité et corriger les petits problèmes de logique du départ.</w:t>
+      </w:r>
+    </w:p>
+    <w:p>
+      <w:pPr>
+        <w:spacing w:after="240" w:line="360" w:lineRule="auto"/>
+        <w:jc w:val="both"/>
+      </w:pPr>
+    </w:p>
+    <w:p>
+      <w:pPr>
+        <w:spacing w:after="240" w:line="360" w:lineRule="auto"/>
+        <w:jc w:val="both"/>
+      </w:pPr>
+      <w:r>
+        <w:t xml:space="preserve">Pour faciliter ce travail, nous avons développé une interface interactive avec le package </w:t>
+      </w:r>
+      <w:proofErr w:type="spellStart"/>
+      <w:r>
+        <w:t>Shiny</w:t>
+      </w:r>
+      <w:proofErr w:type="spellEnd"/>
+      <w:r>
+        <w:t>. Cette application a permis de visualiser très simplement les résultats et les courbes du modèle. Surtout, elle a rendu l'étape de calibration beaucoup plus intuitive : on pouvait tester directement nos hypothèses et ajuster les réglages en direct, au fur et à mesure de nos réflexions sur le projet.</w:t>
       </w:r>
     </w:p>
     <w:p>
@@ -10519,6 +10664,7 @@
         <w:spacing w:after="240" w:line="360" w:lineRule="auto"/>
       </w:pPr>
       <w:r>
+        <w:lastRenderedPageBreak/>
         <w:t>1</w:t>
       </w:r>
       <w:r>
@@ -10696,7 +10842,6 @@
       </w:pPr>
       <w:bookmarkStart w:id="33" w:name="_Toc228373058"/>
       <w:r>
-        <w:lastRenderedPageBreak/>
         <w:t>D</w:t>
       </w:r>
       <w:r>
@@ -10825,6 +10970,7 @@
         <w:pStyle w:val="Bibliographie"/>
       </w:pPr>
       <w:r>
+        <w:lastRenderedPageBreak/>
         <w:t xml:space="preserve">AL DOMANY, Mohammad, TOUCHART, Laurent, BARTOUT, Pascal et NEDJAÏ, Rachid, 2013. The evaporation from ponds in the French Midwest. </w:t>
       </w:r>
       <w:r>
@@ -10957,7 +11103,6 @@
         <w:pStyle w:val="Bibliographie"/>
       </w:pPr>
       <w:r>
-        <w:lastRenderedPageBreak/>
         <w:t xml:space="preserve">FÜSSEL, Hans-Martin et KLEIN, Richard J. T., 2006. Climate Change Vulnerability Assessments: An Evolution of Conceptual Thinking. </w:t>
       </w:r>
       <w:r>
@@ -11126,6 +11271,7 @@
         <w:pStyle w:val="Bibliographie"/>
       </w:pPr>
       <w:r>
+        <w:lastRenderedPageBreak/>
         <w:t xml:space="preserve">KONIKOW, Leonard F. et BREDEHOEFT, John D., 1992. Ground-water models cannot be validated. </w:t>
       </w:r>
       <w:r>
@@ -11242,7 +11388,6 @@
         <w:pStyle w:val="Bibliographie"/>
       </w:pPr>
       <w:r>
-        <w:lastRenderedPageBreak/>
         <w:t>MINISTÈRES AMÉNAGEMENT DU TERRITOIRE TRANSITION ÉCOLOGIQUE, 2024. Exposition sur le changement climatique | Ministères Aménagement du territoire Transition écologique. [en ligne]. 2024. [Consulté le 20 mars 2026]. Disponible à l’adresse : https://www.ecologie.gouv.fr/politiques-publiques/exposition-changement-climatique</w:t>
       </w:r>
     </w:p>
@@ -11377,6 +11522,7 @@
         <w:pStyle w:val="Bibliographie"/>
       </w:pPr>
       <w:r>
+        <w:lastRenderedPageBreak/>
         <w:t>SECRÉTARIAT DE LA CONVENTION SUR LES ZONES HUMIDES, 2024. Introducing the Convention on Wetlands | The Convention on Wetlands. [en ligne]. 2024. [Consulté le 8 avril 2026]. Disponible à l’adresse : https://www.ramsar.org/document/introducing-convention-wetlands</w:t>
       </w:r>
     </w:p>
@@ -11547,7 +11693,6 @@
         <w:pStyle w:val="Bibliographie"/>
       </w:pPr>
       <w:r>
-        <w:lastRenderedPageBreak/>
         <w:t xml:space="preserve">WILLIAMS, KANNAN, Narayanan, WANG, Xiuying (Susan), SANTHI, C. et ARNOLD, Jeff, 2012. Evolution of the SCS Runoff Curve Number Method and Its Application to Continuous Runoff Simulation. </w:t>
       </w:r>
       <w:r>
@@ -11606,7 +11751,7 @@
       </w:r>
     </w:p>
     <w:sectPr>
-      <w:footerReference w:type="default" r:id="rId13"/>
+      <w:footerReference w:type="default" r:id="rId14"/>
       <w:pgSz w:w="11906" w:h="16838"/>
       <w:pgMar w:top="1418" w:right="1418" w:bottom="1418" w:left="1418" w:header="709" w:footer="709" w:gutter="0"/>
       <w:pgNumType w:start="1"/>

--- a/doc/Rapport d'etape.docx
+++ b/doc/Rapport d'etape.docx
@@ -2788,7 +2788,7 @@
                 <w:noProof/>
                 <w:webHidden/>
               </w:rPr>
-              <w:t>24</w:t>
+              <w:t>25</w:t>
             </w:r>
             <w:r>
               <w:rPr>
@@ -2874,7 +2874,7 @@
                 <w:noProof/>
                 <w:webHidden/>
               </w:rPr>
-              <w:t>24</w:t>
+              <w:t>25</w:t>
             </w:r>
             <w:r>
               <w:rPr>
@@ -2960,7 +2960,7 @@
                 <w:noProof/>
                 <w:webHidden/>
               </w:rPr>
-              <w:t>24</w:t>
+              <w:t>25</w:t>
             </w:r>
             <w:r>
               <w:rPr>
@@ -3046,7 +3046,7 @@
                 <w:noProof/>
                 <w:webHidden/>
               </w:rPr>
-              <w:t>24</w:t>
+              <w:t>25</w:t>
             </w:r>
             <w:r>
               <w:rPr>
@@ -3128,7 +3128,7 @@
                 <w:noProof/>
                 <w:webHidden/>
               </w:rPr>
-              <w:t>24</w:t>
+              <w:t>25</w:t>
             </w:r>
             <w:r>
               <w:rPr>
@@ -3210,7 +3210,7 @@
                 <w:noProof/>
                 <w:webHidden/>
               </w:rPr>
-              <w:t>24</w:t>
+              <w:t>25</w:t>
             </w:r>
             <w:r>
               <w:rPr>
@@ -3296,7 +3296,7 @@
                 <w:noProof/>
                 <w:webHidden/>
               </w:rPr>
-              <w:t>24</w:t>
+              <w:t>25</w:t>
             </w:r>
             <w:r>
               <w:rPr>
@@ -3382,7 +3382,7 @@
                 <w:noProof/>
                 <w:webHidden/>
               </w:rPr>
-              <w:t>24</w:t>
+              <w:t>25</w:t>
             </w:r>
             <w:r>
               <w:rPr>
@@ -4697,56 +4697,33 @@
                             <w:r>
                               <w:t xml:space="preserve">Figure </w:t>
                             </w:r>
-                            <w:fldSimple w:instr=" SEQ Figure \* ARABIC ">
-                              <w:r>
-                                <w:rPr>
-                                  <w:noProof/>
-                                </w:rPr>
-                                <w:t>1</w:t>
-                              </w:r>
-                            </w:fldSimple>
+                            <w:r>
+                              <w:fldChar w:fldCharType="begin"/>
+                            </w:r>
+                            <w:r>
+                              <w:instrText xml:space="preserve"> SEQ Figure \* ARABIC </w:instrText>
+                            </w:r>
+                            <w:r>
+                              <w:fldChar w:fldCharType="separate"/>
+                            </w:r>
+                            <w:r>
+                              <w:rPr>
+                                <w:noProof/>
+                              </w:rPr>
+                              <w:t>1</w:t>
+                            </w:r>
+                            <w:r>
+                              <w:rPr>
+                                <w:noProof/>
+                              </w:rPr>
+                              <w:fldChar w:fldCharType="end"/>
+                            </w:r>
                             <w:r>
                               <w:rPr>
                                 <w:lang w:val="en-US"/>
                               </w:rPr>
-                              <w:t xml:space="preserve">: Work </w:t>
+                              <w:t>: Work packages du projet LIFE Dombes</w:t>
                             </w:r>
-                            <w:proofErr w:type="gramStart"/>
-                            <w:r>
-                              <w:rPr>
-                                <w:lang w:val="en-US"/>
-                              </w:rPr>
-                              <w:t>packages</w:t>
-                            </w:r>
-                            <w:proofErr w:type="gramEnd"/>
-                            <w:r>
-                              <w:rPr>
-                                <w:lang w:val="en-US"/>
-                              </w:rPr>
-                              <w:t xml:space="preserve"> du </w:t>
-                            </w:r>
-                            <w:proofErr w:type="spellStart"/>
-                            <w:r>
-                              <w:rPr>
-                                <w:lang w:val="en-US"/>
-                              </w:rPr>
-                              <w:t>projet</w:t>
-                            </w:r>
-                            <w:proofErr w:type="spellEnd"/>
-                            <w:r>
-                              <w:rPr>
-                                <w:lang w:val="en-US"/>
-                              </w:rPr>
-                              <w:t xml:space="preserve"> LIFE </w:t>
-                            </w:r>
-                            <w:proofErr w:type="spellStart"/>
-                            <w:r>
-                              <w:rPr>
-                                <w:lang w:val="en-US"/>
-                              </w:rPr>
-                              <w:t>Dombes</w:t>
-                            </w:r>
-                            <w:proofErr w:type="spellEnd"/>
                           </w:p>
                         </w:txbxContent>
                       </wps:txbx>
@@ -4783,56 +4760,33 @@
                       <w:r>
                         <w:t xml:space="preserve">Figure </w:t>
                       </w:r>
-                      <w:fldSimple w:instr=" SEQ Figure \* ARABIC ">
-                        <w:r>
-                          <w:rPr>
-                            <w:noProof/>
-                          </w:rPr>
-                          <w:t>1</w:t>
-                        </w:r>
-                      </w:fldSimple>
+                      <w:r>
+                        <w:fldChar w:fldCharType="begin"/>
+                      </w:r>
+                      <w:r>
+                        <w:instrText xml:space="preserve"> SEQ Figure \* ARABIC </w:instrText>
+                      </w:r>
+                      <w:r>
+                        <w:fldChar w:fldCharType="separate"/>
+                      </w:r>
+                      <w:r>
+                        <w:rPr>
+                          <w:noProof/>
+                        </w:rPr>
+                        <w:t>1</w:t>
+                      </w:r>
+                      <w:r>
+                        <w:rPr>
+                          <w:noProof/>
+                        </w:rPr>
+                        <w:fldChar w:fldCharType="end"/>
+                      </w:r>
                       <w:r>
                         <w:rPr>
                           <w:lang w:val="en-US"/>
                         </w:rPr>
-                        <w:t xml:space="preserve">: Work </w:t>
+                        <w:t>: Work packages du projet LIFE Dombes</w:t>
                       </w:r>
-                      <w:proofErr w:type="gramStart"/>
-                      <w:r>
-                        <w:rPr>
-                          <w:lang w:val="en-US"/>
-                        </w:rPr>
-                        <w:t>packages</w:t>
-                      </w:r>
-                      <w:proofErr w:type="gramEnd"/>
-                      <w:r>
-                        <w:rPr>
-                          <w:lang w:val="en-US"/>
-                        </w:rPr>
-                        <w:t xml:space="preserve"> du </w:t>
-                      </w:r>
-                      <w:proofErr w:type="spellStart"/>
-                      <w:r>
-                        <w:rPr>
-                          <w:lang w:val="en-US"/>
-                        </w:rPr>
-                        <w:t>projet</w:t>
-                      </w:r>
-                      <w:proofErr w:type="spellEnd"/>
-                      <w:r>
-                        <w:rPr>
-                          <w:lang w:val="en-US"/>
-                        </w:rPr>
-                        <w:t xml:space="preserve"> LIFE </w:t>
-                      </w:r>
-                      <w:proofErr w:type="spellStart"/>
-                      <w:r>
-                        <w:rPr>
-                          <w:lang w:val="en-US"/>
-                        </w:rPr>
-                        <w:t>Dombes</w:t>
-                      </w:r>
-                      <w:proofErr w:type="spellEnd"/>
                     </w:p>
                   </w:txbxContent>
                 </v:textbox>
@@ -5641,14 +5595,27 @@
                             <w:r>
                               <w:t xml:space="preserve">Figure </w:t>
                             </w:r>
-                            <w:fldSimple w:instr=" SEQ Figure \* ARABIC ">
-                              <w:r>
-                                <w:rPr>
-                                  <w:noProof/>
-                                </w:rPr>
-                                <w:t>2</w:t>
-                              </w:r>
-                            </w:fldSimple>
+                            <w:r>
+                              <w:fldChar w:fldCharType="begin"/>
+                            </w:r>
+                            <w:r>
+                              <w:instrText xml:space="preserve"> SEQ Figure \* ARABIC </w:instrText>
+                            </w:r>
+                            <w:r>
+                              <w:fldChar w:fldCharType="separate"/>
+                            </w:r>
+                            <w:r>
+                              <w:rPr>
+                                <w:noProof/>
+                              </w:rPr>
+                              <w:t>2</w:t>
+                            </w:r>
+                            <w:r>
+                              <w:rPr>
+                                <w:noProof/>
+                              </w:rPr>
+                              <w:fldChar w:fldCharType="end"/>
+                            </w:r>
                             <w:r>
                               <w:t xml:space="preserve">: Schéma de présentation </w:t>
                             </w:r>
@@ -5695,14 +5662,27 @@
                       <w:r>
                         <w:t xml:space="preserve">Figure </w:t>
                       </w:r>
-                      <w:fldSimple w:instr=" SEQ Figure \* ARABIC ">
-                        <w:r>
-                          <w:rPr>
-                            <w:noProof/>
-                          </w:rPr>
-                          <w:t>2</w:t>
-                        </w:r>
-                      </w:fldSimple>
+                      <w:r>
+                        <w:fldChar w:fldCharType="begin"/>
+                      </w:r>
+                      <w:r>
+                        <w:instrText xml:space="preserve"> SEQ Figure \* ARABIC </w:instrText>
+                      </w:r>
+                      <w:r>
+                        <w:fldChar w:fldCharType="separate"/>
+                      </w:r>
+                      <w:r>
+                        <w:rPr>
+                          <w:noProof/>
+                        </w:rPr>
+                        <w:t>2</w:t>
+                      </w:r>
+                      <w:r>
+                        <w:rPr>
+                          <w:noProof/>
+                        </w:rPr>
+                        <w:fldChar w:fldCharType="end"/>
+                      </w:r>
                       <w:r>
                         <w:t xml:space="preserve">: Schéma de présentation </w:t>
                       </w:r>
@@ -10459,14 +10439,27 @@
                             <w:r>
                               <w:t xml:space="preserve">Figure </w:t>
                             </w:r>
-                            <w:fldSimple w:instr=" SEQ Figure \* ARABIC ">
-                              <w:r>
-                                <w:rPr>
-                                  <w:noProof/>
-                                </w:rPr>
-                                <w:t>3</w:t>
-                              </w:r>
-                            </w:fldSimple>
+                            <w:r>
+                              <w:fldChar w:fldCharType="begin"/>
+                            </w:r>
+                            <w:r>
+                              <w:instrText xml:space="preserve"> SEQ Figure \* ARABIC </w:instrText>
+                            </w:r>
+                            <w:r>
+                              <w:fldChar w:fldCharType="separate"/>
+                            </w:r>
+                            <w:r>
+                              <w:rPr>
+                                <w:noProof/>
+                              </w:rPr>
+                              <w:t>3</w:t>
+                            </w:r>
+                            <w:r>
+                              <w:rPr>
+                                <w:noProof/>
+                              </w:rPr>
+                              <w:fldChar w:fldCharType="end"/>
+                            </w:r>
                             <w:r>
                               <w:t>: Organigramme des différents dossiers du projet</w:t>
                             </w:r>
@@ -10500,14 +10493,27 @@
                       <w:r>
                         <w:t xml:space="preserve">Figure </w:t>
                       </w:r>
-                      <w:fldSimple w:instr=" SEQ Figure \* ARABIC ">
-                        <w:r>
-                          <w:rPr>
-                            <w:noProof/>
-                          </w:rPr>
-                          <w:t>3</w:t>
-                        </w:r>
-                      </w:fldSimple>
+                      <w:r>
+                        <w:fldChar w:fldCharType="begin"/>
+                      </w:r>
+                      <w:r>
+                        <w:instrText xml:space="preserve"> SEQ Figure \* ARABIC </w:instrText>
+                      </w:r>
+                      <w:r>
+                        <w:fldChar w:fldCharType="separate"/>
+                      </w:r>
+                      <w:r>
+                        <w:rPr>
+                          <w:noProof/>
+                        </w:rPr>
+                        <w:t>3</w:t>
+                      </w:r>
+                      <w:r>
+                        <w:rPr>
+                          <w:noProof/>
+                        </w:rPr>
+                        <w:fldChar w:fldCharType="end"/>
+                      </w:r>
                       <w:r>
                         <w:t>: Organigramme des différents dossiers du projet</w:t>
                       </w:r>
